--- a/流量奖补/修订稿.docx
+++ b/流量奖补/修订稿.docx
@@ -1122,41 +1122,7 @@
           <w:sz w:val="21"/>
           <w:szCs w:val="21"/>
         </w:rPr>
-        <w:t>；乡村旅游直接和间接带动农牧民就业</w:t>
-      </w:r>
-      <w:r>
-        <w:rPr>
-          <w:rFonts w:hint="eastAsia"/>
-          <w:highlight w:val="yellow"/>
-          <w:sz w:val="21"/>
-          <w:szCs w:val="21"/>
-        </w:rPr>
-        <w:t>34.55万人</w:t>
-      </w:r>
-      <w:r>
-        <w:rPr>
-          <w:rFonts w:hint="eastAsia"/>
-          <w:sz w:val="21"/>
-          <w:szCs w:val="21"/>
-        </w:rPr>
-        <w:t>，</w:t>
-      </w:r>
-      <w:r>
-        <w:rPr>
-          <w:rFonts w:hint="eastAsia"/>
-          <w:highlight w:val="yellow"/>
-          <w:sz w:val="21"/>
-          <w:szCs w:val="21"/>
-        </w:rPr>
-        <w:t>31万农牧民</w:t>
-      </w:r>
-      <w:r>
-        <w:rPr>
-          <w:rFonts w:hint="eastAsia"/>
-          <w:sz w:val="21"/>
-          <w:szCs w:val="21"/>
-        </w:rPr>
-        <w:t>通过参与乡村旅游实现人均年增收近5000元（见表1）。文旅产业已成为带动农牧民增收的主渠道。</w:t>
+        <w:t>；乡村旅游直接和间接带动农牧民就业34.55万人，31万农牧民通过参与乡村旅游实现人均年增收近5000元（见表1）。文旅产业已成为带动农牧民增收的主渠道。</w:t>
       </w:r>
     </w:p>
     <w:p>
@@ -2604,24 +2570,7 @@
           <w:sz w:val="21"/>
           <w:szCs w:val="21"/>
         </w:rPr>
-        <w:t>，单条播放量达</w:t>
-      </w:r>
-      <w:r>
-        <w:rPr>
-          <w:rFonts w:hint="eastAsia"/>
-          <w:highlight w:val="yellow"/>
-          <w:sz w:val="21"/>
-          <w:szCs w:val="21"/>
-        </w:rPr>
-        <w:t>3.2亿次</w:t>
-      </w:r>
-      <w:r>
-        <w:rPr>
-          <w:rFonts w:hint="eastAsia"/>
-          <w:sz w:val="21"/>
-          <w:szCs w:val="21"/>
-        </w:rPr>
-        <w:t>。7月5日，西藏自治区文化和旅游厅、财政厅发布公告，确认该作品达到奖励细则中单条原创作品点赞量500万以上并形成现象级热点的最高奖励标准</w:t>
+        <w:t>，单条播放量达3.2亿次，点赞率约6.5%。7月5日，西藏自治区文化和旅游厅、财政厅发布公告，确认该作品达到奖励细则中单条原创作品点赞量500万以上并形成现象级热点的最高奖励标准</w:t>
       </w:r>
       <w:r>
         <w:rPr>
@@ -2638,7 +2587,7 @@
           <w:sz w:val="21"/>
           <w:szCs w:val="21"/>
         </w:rPr>
-        <w:t>。此类奖励原则上按年度审核统计后集中兑现，此次因社会关注度高而提前公告</w:t>
+        <w:t>。按细则规定，此类奖励原则上按年度集中申报、审核后兑现</w:t>
       </w:r>
       <w:r>
         <w:rPr>
@@ -2655,24 +2604,7 @@
           <w:sz w:val="21"/>
           <w:szCs w:val="21"/>
         </w:rPr>
-        <w:t>。7月26日奖励到账，扣除个人所得税后实得</w:t>
-      </w:r>
-      <w:r>
-        <w:rPr>
-          <w:rFonts w:hint="eastAsia"/>
-          <w:highlight w:val="yellow"/>
-          <w:sz w:val="21"/>
-          <w:szCs w:val="21"/>
-        </w:rPr>
-        <w:t>40万元</w:t>
-      </w:r>
-      <w:r>
-        <w:rPr>
-          <w:rFonts w:hint="eastAsia"/>
-          <w:sz w:val="21"/>
-          <w:szCs w:val="21"/>
-        </w:rPr>
-        <w:t>，博主将其全部捐赠公益，并另行自付两位随行司机各1万元酬劳</w:t>
+        <w:t>。7月26日，50万元奖励到账，博主向两位随行司机各支付1万元，其余奖金全部用于公益捐赠</w:t>
       </w:r>
       <w:r>
         <w:rPr>
@@ -2689,24 +2621,7 @@
           <w:sz w:val="21"/>
           <w:szCs w:val="21"/>
         </w:rPr>
-        <w:t>。据</w:t>
-      </w:r>
-      <w:r>
-        <w:rPr>
-          <w:rFonts w:hint="eastAsia"/>
-          <w:highlight w:val="yellow"/>
-          <w:sz w:val="21"/>
-          <w:szCs w:val="21"/>
-        </w:rPr>
-        <w:t>某部门监测预警平台</w:t>
-      </w:r>
-      <w:r>
-        <w:rPr>
-          <w:rFonts w:hint="eastAsia"/>
-          <w:sz w:val="21"/>
-          <w:szCs w:val="21"/>
-        </w:rPr>
-        <w:t>对7月4日—8月8日舆情的分析，相关舆论中支持性声音约占60%，集中肯定西藏文旅的契约精神与博主的公益之举，评论区大量网友表示“想去西藏”（见图2）。</w:t>
+        <w:t>。据某部门监测预警平台对7月4日—8月8日舆情的分析，相关舆论中支持性声音约占60%，集中肯定西藏文旅的契约精神与博主的公益之举，评论区大量网友表示“想去西藏”（见图2）。</w:t>
       </w:r>
     </w:p>
     <w:p>
@@ -2869,109 +2784,7 @@
           <w:sz w:val="21"/>
           <w:szCs w:val="21"/>
         </w:rPr>
-        <w:t>一是产业能级偏低，消费结构单一。西藏全区盘点文旅资源</w:t>
-      </w:r>
-      <w:r>
-        <w:rPr>
-          <w:rFonts w:hint="eastAsia"/>
-          <w:highlight w:val="yellow"/>
-          <w:sz w:val="21"/>
-          <w:szCs w:val="21"/>
-        </w:rPr>
-        <w:t>5.8万余处</w:t>
-      </w:r>
-      <w:r>
-        <w:rPr>
-          <w:rFonts w:hint="eastAsia"/>
-          <w:sz w:val="21"/>
-          <w:szCs w:val="21"/>
-        </w:rPr>
-        <w:t>，但开发利用率</w:t>
-      </w:r>
-      <w:r>
-        <w:rPr>
-          <w:rFonts w:hint="eastAsia"/>
-          <w:highlight w:val="yellow"/>
-          <w:sz w:val="21"/>
-          <w:szCs w:val="21"/>
-        </w:rPr>
-        <w:t>不足40%</w:t>
-      </w:r>
-      <w:r>
-        <w:rPr>
-          <w:rFonts w:hint="eastAsia"/>
-          <w:sz w:val="21"/>
-          <w:szCs w:val="21"/>
-        </w:rPr>
-        <w:t>，大量优质的边境、乡村和小众文旅资源处于闲置状态。产业空间布局呈现“头部拥挤、边缘闲置”的格局：布达拉宫等头部景区旺季需预约限流，而冈仁波齐等世界级资源年接待量仅约</w:t>
-      </w:r>
-      <w:r>
-        <w:rPr>
-          <w:rFonts w:hint="eastAsia"/>
-          <w:highlight w:val="yellow"/>
-          <w:sz w:val="21"/>
-          <w:szCs w:val="21"/>
-        </w:rPr>
-        <w:t>15万人次</w:t>
-      </w:r>
-      <w:r>
-        <w:rPr>
-          <w:rFonts w:hint="eastAsia"/>
-          <w:sz w:val="21"/>
-          <w:szCs w:val="21"/>
-        </w:rPr>
-        <w:t>；全区</w:t>
-      </w:r>
-      <w:r>
-        <w:rPr>
-          <w:rFonts w:hint="eastAsia"/>
-          <w:highlight w:val="yellow"/>
-          <w:sz w:val="21"/>
-          <w:szCs w:val="21"/>
-        </w:rPr>
-        <w:t>75%</w:t>
-      </w:r>
-      <w:r>
-        <w:rPr>
-          <w:rFonts w:hint="eastAsia"/>
-          <w:sz w:val="21"/>
-          <w:szCs w:val="21"/>
-        </w:rPr>
-        <w:t>的文旅配套设施集中在拉萨、林芝两市。同时，“门票经济”特征突出，按2025年旅游总花费与接待人次测算，游客人均花费约1155元，其中交通、住宿、门票等刚性支出占比约</w:t>
-      </w:r>
-      <w:r>
-        <w:rPr>
-          <w:rFonts w:hint="eastAsia"/>
-          <w:highlight w:val="yellow"/>
-          <w:sz w:val="21"/>
-          <w:szCs w:val="21"/>
-        </w:rPr>
-        <w:t>65%</w:t>
-      </w:r>
-      <w:r>
-        <w:rPr>
-          <w:rFonts w:hint="eastAsia"/>
-          <w:sz w:val="21"/>
-          <w:szCs w:val="21"/>
-        </w:rPr>
-        <w:t>，购物、演艺、文创、体验等弹性增值消费占比</w:t>
-      </w:r>
-      <w:r>
-        <w:rPr>
-          <w:rFonts w:hint="eastAsia"/>
-          <w:highlight w:val="yellow"/>
-          <w:sz w:val="21"/>
-          <w:szCs w:val="21"/>
-        </w:rPr>
-        <w:t>不足20%</w:t>
-      </w:r>
-      <w:r>
-        <w:rPr>
-          <w:rFonts w:hint="eastAsia"/>
-          <w:sz w:val="21"/>
-          <w:szCs w:val="21"/>
-        </w:rPr>
-        <w:t>（见图3），产业链纵向延伸不足，深度体验业态匮乏。</w:t>
+        <w:t>一是产业能级偏低，消费结构单一。西藏全区盘点文旅资源5.8万余处，但开发利用率不足40%，大量优质的边境、乡村和小众文旅资源处于闲置状态。产业空间布局呈现“头部拥挤、边缘闲置”的格局：布达拉宫等头部景区旺季需预约限流，而冈仁波齐等世界级资源年接待量仅约15万人次；全区75%的文旅配套设施集中在拉萨、林芝两市。同时，“门票经济”特征突出，按2025年旅游总花费与接待人次测算，游客人均花费约1155元，其中交通、住宿、门票等刚性支出占比约65%，购物、演艺、文创、体验等弹性增值消费占比不足20%（见图3），产业链纵向延伸不足，深度体验业态匮乏。</w:t>
       </w:r>
     </w:p>
     <w:p>
@@ -3096,24 +2909,7 @@
           <w:sz w:val="21"/>
           <w:szCs w:val="21"/>
         </w:rPr>
-        <w:t>，乡村景点和边境景点通达性较差。A级景区在线预约、智能导览、智慧停车等系统覆盖率</w:t>
-      </w:r>
-      <w:r>
-        <w:rPr>
-          <w:rFonts w:hint="eastAsia"/>
-          <w:highlight w:val="yellow"/>
-          <w:sz w:val="21"/>
-          <w:szCs w:val="21"/>
-        </w:rPr>
-        <w:t>不足40%</w:t>
-      </w:r>
-      <w:r>
-        <w:rPr>
-          <w:rFonts w:hint="eastAsia"/>
-          <w:sz w:val="21"/>
-          <w:szCs w:val="21"/>
-        </w:rPr>
-        <w:t>，医疗救援、信息咨询、应急保障等公共服务体系尚不完善，游客在途时间长、有效游览时间短，难以承接大规模流量转化。</w:t>
+        <w:t>，乡村景点和边境景点通达性较差。A级景区在线预约、智能导览、智慧停车等系统覆盖率不足40%，医疗救援、信息咨询、应急保障等公共服务体系尚不完善，游客在途时间长、有效游览时间短，难以承接大规模流量转化。</w:t>
       </w:r>
     </w:p>
     <w:p>
@@ -3127,41 +2923,7 @@
           <w:sz w:val="21"/>
           <w:szCs w:val="21"/>
         </w:rPr>
-        <w:t>三是经营主体“小散弱”，产业带动能力不足。全区涉旅经营主体中个体工商户占比</w:t>
-      </w:r>
-      <w:r>
-        <w:rPr>
-          <w:rFonts w:hint="eastAsia"/>
-          <w:highlight w:val="yellow"/>
-          <w:sz w:val="21"/>
-          <w:szCs w:val="21"/>
-        </w:rPr>
-        <w:t>超过85%</w:t>
-      </w:r>
-      <w:r>
-        <w:rPr>
-          <w:rFonts w:hint="eastAsia"/>
-          <w:sz w:val="21"/>
-          <w:szCs w:val="21"/>
-        </w:rPr>
-        <w:t>，规模以上文旅企业数量极少。西藏旅游股份有限公司作为区内唯一的文旅上市企业，</w:t>
-      </w:r>
-      <w:r>
-        <w:rPr>
-          <w:rFonts w:hint="eastAsia"/>
-          <w:highlight w:val="yellow"/>
-          <w:sz w:val="21"/>
-          <w:szCs w:val="21"/>
-        </w:rPr>
-        <w:t>70%以上</w:t>
-      </w:r>
-      <w:r>
-        <w:rPr>
-          <w:rFonts w:hint="eastAsia"/>
-          <w:sz w:val="21"/>
-          <w:szCs w:val="21"/>
-        </w:rPr>
-        <w:t>的收入依赖景区交通与门票业务，文创研发、文旅运营和业态创新能力薄弱。小微文旅主体普遍存在轻资产、缺抵押、财务不规范、现金流季节性波动大等问题，难以承接流量红利并开展规模化经营。</w:t>
+        <w:t>三是经营主体“小散弱”，产业带动能力不足。全区涉旅经营主体中个体工商户占比超过85%，规模以上文旅企业数量极少。西藏旅游股份有限公司作为区内唯一的文旅上市企业，70%以上的收入依赖景区交通与门票业务，文创研发、文旅运营和业态创新能力薄弱。小微文旅主体普遍存在轻资产、缺抵押、财务不规范、现金流季节性波动大等问题，难以承接流量红利并开展规模化经营。</w:t>
       </w:r>
     </w:p>
     <w:p>
@@ -4575,24 +4337,7 @@
           <w:sz w:val="21"/>
           <w:szCs w:val="21"/>
         </w:rPr>
-        <w:t>。但文旅金融渗透率总体偏低，截至2025年末，农业银行、工商银行、兴业银行区内文旅贷款占比分别仅为</w:t>
-      </w:r>
-      <w:r>
-        <w:rPr>
-          <w:rFonts w:hint="eastAsia"/>
-          <w:highlight w:val="yellow"/>
-          <w:sz w:val="21"/>
-          <w:szCs w:val="21"/>
-        </w:rPr>
-        <w:t>0.64%、0.02%和1.08%</w:t>
-      </w:r>
-      <w:r>
-        <w:rPr>
-          <w:rFonts w:hint="eastAsia"/>
-          <w:sz w:val="21"/>
-          <w:szCs w:val="21"/>
-        </w:rPr>
-        <w:t>（见图4），专项金融产品稀缺、担保体系不完善、风险分担机制缺失。</w:t>
+        <w:t>。但文旅金融渗透率总体偏低，截至2025年末，农业银行、工商银行、兴业银行区内文旅贷款占比分别仅为0.64%、0.02%和1.08%（见图4），专项金融产品稀缺、担保体系不完善、风险分担机制缺失。</w:t>
       </w:r>
     </w:p>
     <w:p>
@@ -10677,24 +10422,35 @@
           <w:sz w:val="20"/>
           <w:szCs w:val="20"/>
         </w:rPr>
-        <w:t>[7] 西藏文旅兑现50万宣传奖励后，多地景区重奖征集爆款视频、最高100万元[EB/OL].界面新闻,</w:t>
-      </w:r>
-      <w:r>
-        <w:rPr>
-          <w:rFonts w:hint="eastAsia"/>
-          <w:highlight w:val="yellow"/>
+        <w:t>[7] 西藏文旅兑现50万宣传奖励后，多地景区重奖征集爆款视频、最高100万元[EB/OL].界面新闻,(2026-07-07)[2026-10-04].https://www.jiemian.com/article/14717870.html.</w:t>
+      </w:r>
+    </w:p>
+    <w:p>
+      <w:pPr>
+        <w:spacing w:after="20" w:line="300" w:lineRule="auto"/>
+        <w:ind w:left="360" w:hanging="360"/>
+      </w:pPr>
+      <w:r>
+        <w:rPr>
+          <w:rFonts w:hint="eastAsia"/>
           <w:sz w:val="20"/>
           <w:szCs w:val="20"/>
         </w:rPr>
-        <w:t>(2026-07)</w:t>
-      </w:r>
+        <w:t>[8] 中国互联网络信息中心.第57次中国互联网络发展状况统计报告[R].北京:中国互联网络信息中心,2026.</w:t>
+      </w:r>
+    </w:p>
+    <w:p>
+      <w:pPr>
+        <w:spacing w:after="20" w:line="300" w:lineRule="auto"/>
+        <w:ind w:left="360" w:hanging="360"/>
+      </w:pPr>
       <w:r>
         <w:rPr>
           <w:rFonts w:hint="eastAsia"/>
           <w:sz w:val="20"/>
           <w:szCs w:val="20"/>
         </w:rPr>
-        <w:t>[2026-10-04].https://www.jiemian.com/article/14717870.html.</w:t>
+        <w:t>[9] Xiang Z, Gretzel U. Role of social media in online travel information search[J]. Tourism Management, 2010, 31(2): 179-188.</w:t>
       </w:r>
     </w:p>
     <w:p>
@@ -10708,7 +10464,7 @@
           <w:sz w:val="20"/>
           <w:szCs w:val="20"/>
         </w:rPr>
-        <w:t>[8] 中国互联网络信息中心.第57次中国互联网络发展状况统计报告[R].北京:中国互联网络信息中心,2026.</w:t>
+        <w:t>[10] 石良平,王素云,王晶晶.从存量到流量的经济学分析：流量经济理论框架的构建[J].学术月刊,2019(1).</w:t>
       </w:r>
     </w:p>
     <w:p>
@@ -10722,7 +10478,7 @@
           <w:sz w:val="20"/>
           <w:szCs w:val="20"/>
         </w:rPr>
-        <w:t>[9] Xiang Z, Gretzel U. Role of social media in online travel information search[J]. Tourism Management, 2010, 31(2): 179-188.</w:t>
+        <w:t>[11] 曹冬松,方雷.数字时代的“网红城市”：生成形态、流量效应与治理转型——基于典型城市的案例考察[J].电子政务,2025(1).</w:t>
       </w:r>
     </w:p>
     <w:p>
@@ -10736,7 +10492,7 @@
           <w:sz w:val="20"/>
           <w:szCs w:val="20"/>
         </w:rPr>
-        <w:t>[10] 石良平,王素云,王晶晶.从存量到流量的经济学分析：流量经济理论框架的构建[J].学术月刊,2019(1).</w:t>
+        <w:t>[12] 中共中央,国务院.关于全面实施预算绩效管理的意见[Z].2018.</w:t>
       </w:r>
     </w:p>
     <w:p>
@@ -10750,7 +10506,7 @@
           <w:sz w:val="20"/>
           <w:szCs w:val="20"/>
         </w:rPr>
-        <w:t>[11] 曹冬松,方雷.数字时代的“网红城市”：生成形态、流量效应与治理转型——基于典型城市的案例考察[J].电子政务,2025(1).</w:t>
+        <w:t>[13] 何伦凤,曾睿.流量经济视角下乡村旅游发展的内生动力与运行逻辑——以“丁真”现象为例[J].旅游研究,2022(6).</w:t>
       </w:r>
     </w:p>
     <w:p>
@@ -10764,7 +10520,7 @@
           <w:sz w:val="20"/>
           <w:szCs w:val="20"/>
         </w:rPr>
-        <w:t>[12] 中共中央,国务院.关于全面实施预算绩效管理的意见[Z].2018.</w:t>
+        <w:t>[14] 林明水,胡晓鹏,杨勇,等.流量经济对旅游资源创新性开发的影响：热反应与冷思考[J].自然资源学报,2023(9).</w:t>
       </w:r>
     </w:p>
     <w:p>
@@ -10778,7 +10534,7 @@
           <w:sz w:val="20"/>
           <w:szCs w:val="20"/>
         </w:rPr>
-        <w:t>[13] 何伦凤,曾睿.流量经济视角下乡村旅游发展的内生动力与运行逻辑——以“丁真”现象为例[J].旅游研究,2022(6).</w:t>
+        <w:t>[15] 孙平,王德刚.从“媒体出圈”到“价值共创”：非传统旅游城市目的地品牌生态圈塑造研究[J].山东大学学报(哲学社会科学版),2024(1):30-41.</w:t>
       </w:r>
     </w:p>
     <w:p>
@@ -10792,7 +10548,7 @@
           <w:sz w:val="20"/>
           <w:szCs w:val="20"/>
         </w:rPr>
-        <w:t>[14] 林明水,胡晓鹏,杨勇,等.流量经济对旅游资源创新性开发的影响：热反应与冷思考[J].自然资源学报,2023(9).</w:t>
+        <w:t>[16] 叶勇,吴懿君.短视频助力地方文旅宣传的特征、效应与策略——基于文旅局长“出圈”短视频分析[J].中国广播电视学刊,2023(10).</w:t>
       </w:r>
     </w:p>
     <w:p>
@@ -10806,7 +10562,7 @@
           <w:sz w:val="20"/>
           <w:szCs w:val="20"/>
         </w:rPr>
-        <w:t>[15] 孙平,王德刚.从“媒体出圈”到“价值共创”：非传统旅游城市目的地品牌生态圈塑造研究[J].山东大学学报(哲学社会科学版),2024(1):30-41.</w:t>
+        <w:t>[17] 侯志茹,岳世聪.乡村振兴背景下西藏地区文旅融合发展模式探究[J].西藏大学学报(社会科学版),2020(3).</w:t>
       </w:r>
     </w:p>
     <w:p>
@@ -10820,7 +10576,7 @@
           <w:sz w:val="20"/>
           <w:szCs w:val="20"/>
         </w:rPr>
-        <w:t>[16] 叶勇,吴懿君.短视频助力地方文旅宣传的特征、效应与策略——基于文旅局长“出圈”短视频分析[J].中国广播电视学刊,2023(10).</w:t>
+        <w:t>[18] 孔少华,李瀚尊,余子怡.西藏文旅融合特征测度与比较分析——基于投入产出理论与共生理论[J].西藏大学学报(社会科学版),2024(3).</w:t>
       </w:r>
     </w:p>
     <w:p>
@@ -10834,7 +10590,7 @@
           <w:sz w:val="20"/>
           <w:szCs w:val="20"/>
         </w:rPr>
-        <w:t>[17] 侯志茹,岳世聪.乡村振兴背景下西藏地区文旅融合发展模式探究[J].西藏大学学报(社会科学版),2020(3).</w:t>
+        <w:t>[19] 彭坤杰,石彩霞,贺小荣,等.湖南省文旅产业融合水平的时空演化、动态耦合及驱动因素[J].陕西师范大学学报(自然科学版),2025(2).</w:t>
       </w:r>
     </w:p>
     <w:p>
@@ -10848,7 +10604,7 @@
           <w:sz w:val="20"/>
           <w:szCs w:val="20"/>
         </w:rPr>
-        <w:t>[18] 孔少华,李瀚尊,余子怡.西藏文旅融合特征测度与比较分析——基于投入产出理论与共生理论[J].西藏大学学报(社会科学版),2024(3).</w:t>
+        <w:t>[20] 胡羽珊,张鹏龙,郑新业.中国消费券发放的多维经济效应——基于居民文旅消费微观数据的估计[J].经济研究,2025(9).</w:t>
       </w:r>
     </w:p>
     <w:p>
@@ -10862,7 +10618,7 @@
           <w:sz w:val="20"/>
           <w:szCs w:val="20"/>
         </w:rPr>
-        <w:t>[19] 彭坤杰,石彩霞,贺小荣,等.湖南省文旅产业融合水平的时空演化、动态耦合及驱动因素[J].陕西师范大学学报(自然科学版),2025(2).</w:t>
+        <w:t>[21] Kerr S. On the folly of rewarding A, while hoping for B[J]. Academy of Management Journal, 1975, 18(4): 769-783.</w:t>
       </w:r>
     </w:p>
     <w:p>
@@ -10876,7 +10632,7 @@
           <w:sz w:val="20"/>
           <w:szCs w:val="20"/>
         </w:rPr>
-        <w:t>[20] 胡羽珊,张鹏龙,郑新业.中国消费券发放的多维经济效应——基于居民文旅消费微观数据的估计[J].经济研究,2025(9).</w:t>
+        <w:t>[22] Holmström B, Milgrom P. Multitask principal-agent analyses: Incentive contracts, asset ownership, and job design[J]. Journal of Law, Economics, &amp; Organization, 1991, 7(Special Issue): 24-52.</w:t>
       </w:r>
     </w:p>
     <w:p>
@@ -10890,7 +10646,7 @@
           <w:sz w:val="20"/>
           <w:szCs w:val="20"/>
         </w:rPr>
-        <w:t>[21] Kerr S. On the folly of rewarding A, while hoping for B[J]. Academy of Management Journal, 1975, 18(4): 769-783.</w:t>
+        <w:t>[23] Baker G. Distortion and risk in optimal incentive contracts[J]. Journal of Human Resources, 2002, 37(4): 728-751.</w:t>
       </w:r>
     </w:p>
     <w:p>
@@ -10904,7 +10660,7 @@
           <w:sz w:val="20"/>
           <w:szCs w:val="20"/>
         </w:rPr>
-        <w:t>[22] Holmström B, Milgrom P. Multitask principal-agent analyses: Incentive contracts, asset ownership, and job design[J]. Journal of Law, Economics, &amp; Organization, 1991, 7(Special Issue): 24-52.</w:t>
+        <w:t>[24] Baker G, Gibbons R, Murphy K J. Subjective performance measures in optimal incentive contracts[J]. Quarterly Journal of Economics, 1994, 109(4): 1125-1156.</w:t>
       </w:r>
     </w:p>
     <w:p>
@@ -10918,7 +10674,7 @@
           <w:sz w:val="20"/>
           <w:szCs w:val="20"/>
         </w:rPr>
-        <w:t>[23] Baker G. Distortion and risk in optimal incentive contracts[J]. Journal of Human Resources, 2002, 37(4): 728-751.</w:t>
+        <w:t>[25] Lazear E P, Rosen S. Rank-order tournaments as optimum labor contracts[J]. Journal of Political Economy, 1981, 89(5): 841-864.</w:t>
       </w:r>
     </w:p>
     <w:p>
@@ -10932,7 +10688,7 @@
           <w:sz w:val="20"/>
           <w:szCs w:val="20"/>
         </w:rPr>
-        <w:t>[24] Baker G, Gibbons R, Murphy K J. Subjective performance measures in optimal incentive contracts[J]. Quarterly Journal of Economics, 1994, 109(4): 1125-1156.</w:t>
+        <w:t>[26] 西藏文旅产业乘风崛起[EB/OL].央广网,(2026-05-25)[2026-09-28].https://www.cnr.cn/xz/gstjxz/20260525/t20260525_527634472.shtml.</w:t>
       </w:r>
     </w:p>
     <w:p>
@@ -10946,7 +10702,7 @@
           <w:sz w:val="20"/>
           <w:szCs w:val="20"/>
         </w:rPr>
-        <w:t>[25] Lazear E P, Rosen S. Rank-order tournaments as optimum labor contracts[J]. Journal of Political Economy, 1981, 89(5): 841-864.</w:t>
+        <w:t>[27] 西藏自治区统计局,国家统计局西藏调查总队.西藏自治区国民经济和社会发展统计公报(2021—2025)[R].2022—2026.</w:t>
       </w:r>
     </w:p>
     <w:p>
@@ -10960,7 +10716,7 @@
           <w:sz w:val="20"/>
           <w:szCs w:val="20"/>
         </w:rPr>
-        <w:t>[26] 西藏文旅产业乘风崛起[EB/OL].央广网,(2026-05-25)[2026-09-28].https://www.cnr.cn/xz/gstjxz/20260525/t20260525_527634472.shtml.</w:t>
+        <w:t>[28] 西藏“十三五”接待游客近1.6亿人次[EB/OL].人民网,(2021-05-06)[2026-09-28].http://xz.people.com.cn/n2/2021/0506/c138901-34710765.html.</w:t>
       </w:r>
     </w:p>
     <w:p>
@@ -10974,7 +10730,7 @@
           <w:sz w:val="20"/>
           <w:szCs w:val="20"/>
         </w:rPr>
-        <w:t>[27] 西藏自治区统计局,国家统计局西藏调查总队.西藏自治区国民经济和社会发展统计公报(2021—2025)[R].2022—2026.</w:t>
+        <w:t>[29] 2025年西藏文旅产业实现规模与质量双提升[EB/OL].西藏自治区人民政府网,(2026-01-28)[2026-09-28].https://www.xizang.gov.cn/xwzx_406/bmkx/202601/t20260128_521430.html.</w:t>
       </w:r>
     </w:p>
     <w:p>
@@ -10988,7 +10744,7 @@
           <w:sz w:val="20"/>
           <w:szCs w:val="20"/>
         </w:rPr>
-        <w:t>[28] 西藏“十三五”接待游客近1.6亿人次[EB/OL].人民网,(2021-05-06)[2026-09-28].http://xz.people.com.cn/n2/2021/0506/c138901-34710765.html.</w:t>
+        <w:t>[30] 李要得西藏视频点赞超1900万 网友：第一次刷到这个点赞数量的视频[EB/OL].新浪财经,(2026-07-05)[2026-10-04].https://finance.sina.com.cn/jjxw/2026-07-05/doc-inifuaqu2518420.shtml.</w:t>
       </w:r>
     </w:p>
     <w:p>
@@ -11002,52 +10758,7 @@
           <w:sz w:val="20"/>
           <w:szCs w:val="20"/>
         </w:rPr>
-        <w:t>[29] 2025年西藏文旅产业实现规模与质量双提升[EB/OL].西藏自治区人民政府网,(2026-01-28)[2026-09-28].https://www.xizang.gov.cn/xwzx_406/bmkx/202601/t20260128_521430.html.</w:t>
-      </w:r>
-    </w:p>
-    <w:p>
-      <w:pPr>
-        <w:spacing w:after="20" w:line="300" w:lineRule="auto"/>
-        <w:ind w:left="360" w:hanging="360"/>
-      </w:pPr>
-      <w:r>
-        <w:rPr>
-          <w:rFonts w:hint="eastAsia"/>
-          <w:sz w:val="20"/>
-          <w:szCs w:val="20"/>
-        </w:rPr>
-        <w:t>[30] 李要得西藏视频点赞超1900万 网友：第一次刷到这个点赞数量的视频[EB/OL].新浪财经,(2026-07-05)[2026-10-04].https://finance.sina.com.cn/jjxw/2026-07-05/doc-inifuaqu2518420.shtml.</w:t>
-      </w:r>
-    </w:p>
-    <w:p>
-      <w:pPr>
-        <w:spacing w:after="20" w:line="300" w:lineRule="auto"/>
-        <w:ind w:left="360" w:hanging="360"/>
-      </w:pPr>
-      <w:r>
-        <w:rPr>
-          <w:rFonts w:hint="eastAsia"/>
-          <w:sz w:val="20"/>
-          <w:szCs w:val="20"/>
-        </w:rPr>
-        <w:t>[31] 博主“李要得”打出租去西藏，当地回应将奖励50万：按年度审核统计，这次关注度太大所以先发布公告[EB/OL].海报新闻,</w:t>
-      </w:r>
-      <w:r>
-        <w:rPr>
-          <w:rFonts w:hint="eastAsia"/>
-          <w:highlight w:val="yellow"/>
-          <w:sz w:val="20"/>
-          <w:szCs w:val="20"/>
-        </w:rPr>
-        <w:t>(2026-07-05)</w:t>
-      </w:r>
-      <w:r>
-        <w:rPr>
-          <w:rFonts w:hint="eastAsia"/>
-          <w:sz w:val="20"/>
-          <w:szCs w:val="20"/>
-        </w:rPr>
-        <w:t>[2026-10-04].https://hb.dzwww.com/p/p7wzWUfVi4.html.</w:t>
+        <w:t>[31] 不止“李要得”！西藏文旅50万奖励不是“一次性活动”，持续有效[EB/OL].腾讯新闻,(2026-07-07)[2026-10-04].https://view.inews.qq.com/a/20260707A07CMB00.</w:t>
       </w:r>
     </w:p>
     <w:p>
